--- a/docx_templates/jikou/委任契約書.docx
+++ b/docx_templates/jikou/委任契約書.docx
@@ -212,25 +212,16 @@
         <w:jc w:val="both"/>
       </w:pPr>
       <w:r>
-        <w:t>1　本件の弁護士報酬（手数料）は、対象債権者1社につき金44,000円（消費税込み）とする。</w:t>
-      </w:r>
-    </w:p>
-    <w:p>
-      <w:pPr>
-        <w:spacing w:after="120" w:line="300" w:lineRule="auto"/>
-        <w:jc w:val="both"/>
-      </w:pPr>
-      <w:r>
-        <w:t>2　対象債権者が複数の場合の報酬は、前項の金額に社数を乗じた額とする（割引は行わない。）。</w:t>
-      </w:r>
-    </w:p>
-    <w:p>
-      <w:pPr>
-        <w:spacing w:after="120" w:line="300" w:lineRule="auto"/>
-        <w:jc w:val="both"/>
-      </w:pPr>
-      <w:r>
-        <w:t>3　報酬は前払いとし、分割払いはできない。</w:t>
+        <w:t xml:space="preserve">1　本件弁護士報酬（手数料）は、対象1社あたり44,000円（消費税込み）とする。ただし、同一の委任者について対象が3社以上となる場合、3社目以降は1社あたり22,000円（消費税込み）とし、本契約締結後に対象を追加する場合も通算の社数により算定する。</w:t>
+      </w:r>
+    </w:p>
+    <w:p>
+      <w:pPr>
+        <w:spacing w:after="120" w:line="300" w:lineRule="auto"/>
+        <w:jc w:val="both"/>
+      </w:pPr>
+      <w:r>
+        <w:t xml:space="preserve">2　報酬は前払いとし、分割払いはできない。</w:t>
       </w:r>
     </w:p>
     <w:p>
